--- a/Intro batteria time_AGVT_TF.docx
+++ b/Intro batteria time_AGVT_TF.docx
@@ -2329,7 +2329,7 @@
           <w:lang w:val="it-IT"/>
         </w:rPr>
         <w:drawing>
-          <wp:inline distT="0" distB="0" distL="0" distR="0" wp14:anchorId="71601889" wp14:editId="2A4784D3">
+          <wp:inline distT="0" distB="0" distL="0" distR="0" wp14:anchorId="71601889" wp14:editId="49077585">
             <wp:extent cx="3310255" cy="1181100"/>
             <wp:effectExtent l="0" t="0" r="4445" b="0"/>
             <wp:docPr id="422237341" name="Immagine 6" descr="Immagine che contiene disegno, dipinto, natante, nave&#10;&#10;Il contenuto generato dall'IA potrebbe non essere corretto."/>
@@ -5723,7 +5723,33 @@
           <w:szCs w:val="24"/>
           <w:lang w:val="en-US"/>
         </w:rPr>
-        <w:t>Conversion tables are available online at: XXXXXXX.</w:t>
+        <w:t xml:space="preserve">Conversion tables are available online at: </w:t>
+      </w:r>
+      <w:commentRangeStart w:id="5"/>
+      <w:r>
+        <w:rPr>
+          <w:rFonts w:ascii="Times New Roman" w:hAnsi="Times New Roman" w:cs="Times New Roman"/>
+          <w:sz w:val="24"/>
+          <w:szCs w:val="24"/>
+          <w:lang w:val="en-US"/>
+        </w:rPr>
+        <w:t>XXXXXXX</w:t>
+      </w:r>
+      <w:commentRangeEnd w:id="5"/>
+      <w:r>
+        <w:rPr>
+          <w:rStyle w:val="Rimandocommento"/>
+        </w:rPr>
+        <w:commentReference w:id="5"/>
+      </w:r>
+      <w:r>
+        <w:rPr>
+          <w:rFonts w:ascii="Times New Roman" w:hAnsi="Times New Roman" w:cs="Times New Roman"/>
+          <w:sz w:val="24"/>
+          <w:szCs w:val="24"/>
+          <w:lang w:val="en-US"/>
+        </w:rPr>
+        <w:t>.</w:t>
       </w:r>
     </w:p>
     <w:p>
@@ -6219,7 +6245,7 @@
         </w:rPr>
         <w:t xml:space="preserve"> </w:t>
       </w:r>
-      <w:commentRangeStart w:id="5"/>
+      <w:commentRangeStart w:id="6"/>
       <w:r>
         <w:rPr>
           <w:rFonts w:ascii="Times New Roman" w:hAnsi="Times New Roman" w:cs="Times New Roman"/>
@@ -6350,12 +6376,12 @@
         </w:rPr>
         <w:t xml:space="preserve"> = .79).</w:t>
       </w:r>
-      <w:commentRangeEnd w:id="5"/>
+      <w:commentRangeEnd w:id="6"/>
       <w:r>
         <w:rPr>
           <w:rStyle w:val="Rimandocommento"/>
         </w:rPr>
-        <w:commentReference w:id="5"/>
+        <w:commentReference w:id="6"/>
       </w:r>
     </w:p>
     <w:p>
@@ -10869,7 +10895,31 @@
       </w:r>
     </w:p>
   </w:comment>
-  <w:comment w:id="5" w:author="Tommaso Feraco" w:date="2025-10-24T17:44:00Z" w:initials="TF">
+  <w:comment w:id="5" w:author="Tommaso Feraco" w:date="2025-10-27T10:51:00Z" w:initials="TF">
+    <w:p>
+      <w:pPr>
+        <w:pStyle w:val="Testocommento"/>
+      </w:pPr>
+      <w:r>
+        <w:rPr>
+          <w:rStyle w:val="Rimandocommento"/>
+        </w:rPr>
+        <w:annotationRef/>
+      </w:r>
+      <w:r>
+        <w:t xml:space="preserve">Se vogliamo inserirle andranno formattate meglio, per ora, in caso vi servano, le trovate qui: </w:t>
+      </w:r>
+      <w:hyperlink r:id="rId2" w:history="1">
+        <w:r>
+          <w:rPr>
+            <w:rStyle w:val="Collegamentoipertestuale"/>
+          </w:rPr>
+          <w:t>https://time-mastery-project.github.io/measures-validation/scoring/conversionTables.html</w:t>
+        </w:r>
+      </w:hyperlink>
+    </w:p>
+  </w:comment>
+  <w:comment w:id="6" w:author="Tommaso Feraco" w:date="2025-10-24T17:44:00Z" w:initials="TF">
     <w:p>
       <w:pPr>
         <w:pStyle w:val="Testocommento"/>
@@ -10895,6 +10945,7 @@
   <w15:commentEx w15:paraId="03C3AE43" w15:done="0"/>
   <w15:commentEx w15:paraId="7DE1CE72" w15:done="0"/>
   <w15:commentEx w15:paraId="4DD11C4C" w15:done="0"/>
+  <w15:commentEx w15:paraId="1314E2FB" w15:done="0"/>
   <w15:commentEx w15:paraId="5674FBDB" w15:done="0"/>
 </w15:commentsEx>
 </file>
@@ -10906,6 +10957,7 @@
   <w16cex:commentExtensible w16cex:durableId="14A3EE70" w16cex:dateUtc="2025-10-06T11:54:00Z"/>
   <w16cex:commentExtensible w16cex:durableId="4476DE17" w16cex:dateUtc="2025-10-24T13:59:00Z"/>
   <w16cex:commentExtensible w16cex:durableId="517CA6BD" w16cex:dateUtc="2025-10-24T15:58:00Z"/>
+  <w16cex:commentExtensible w16cex:durableId="4616B857" w16cex:dateUtc="2025-10-27T09:51:00Z"/>
   <w16cex:commentExtensible w16cex:durableId="4FD9CBB4" w16cex:dateUtc="2025-10-24T15:44:00Z"/>
 </w16cex:commentsExtensible>
 </file>
@@ -10917,6 +10969,7 @@
   <w16cid:commentId w16cid:paraId="03C3AE43" w16cid:durableId="14A3EE70"/>
   <w16cid:commentId w16cid:paraId="7DE1CE72" w16cid:durableId="4476DE17"/>
   <w16cid:commentId w16cid:paraId="4DD11C4C" w16cid:durableId="517CA6BD"/>
+  <w16cid:commentId w16cid:paraId="1314E2FB" w16cid:durableId="4616B857"/>
   <w16cid:commentId w16cid:paraId="5674FBDB" w16cid:durableId="4FD9CBB4"/>
 </w16cid:commentsIds>
 </file>
